--- a/Задание ОИТ (Оформление).docx
+++ b/Задание ОИТ (Оформление).docx
@@ -2167,14 +2167,7 @@
                                   <w:sz w:val="20"/>
                                   <w:szCs w:val="16"/>
                                 </w:rPr>
-                                <w:t>Два интервала шрифтом №1</w:t>
-                              </w:r>
-                              <w:r>
-                                <w:rPr>
-                                  <w:sz w:val="20"/>
-                                  <w:szCs w:val="16"/>
-                                </w:rPr>
-                                <w:t>0</w:t>
+                                <w:t>Два интервала шрифтом №10</w:t>
                               </w:r>
                             </w:p>
                           </w:txbxContent>
@@ -2285,14 +2278,7 @@
                             <w:sz w:val="20"/>
                             <w:szCs w:val="16"/>
                           </w:rPr>
-                          <w:t>Два интервала шрифтом №1</w:t>
-                        </w:r>
-                        <w:r>
-                          <w:rPr>
-                            <w:sz w:val="20"/>
-                            <w:szCs w:val="16"/>
-                          </w:rPr>
-                          <w:t>0</w:t>
+                          <w:t>Два интервала шрифтом №10</w:t>
                         </w:r>
                       </w:p>
                     </w:txbxContent>
@@ -4347,15 +4333,7 @@
             <w:sz w:val="24"/>
             <w:szCs w:val="20"/>
           </w:rPr>
-          <m:t>+</m:t>
-        </m:r>
-        <m:r>
-          <w:rPr>
-            <w:rFonts w:ascii="Cambria Math" w:hAnsi="Cambria Math" w:cs="Times New Roman"/>
-            <w:sz w:val="24"/>
-            <w:szCs w:val="20"/>
-          </w:rPr>
-          <m:t>2Z</m:t>
+          <m:t>+2Z</m:t>
         </m:r>
       </m:oMath>
       <w:proofErr w:type="gramStart"/>
@@ -4532,11 +4510,6 @@
       </w:pPr>
     </w:p>
     <w:p>
-      <w:pPr>
-        <w:rPr>
-          <w:lang w:val="en-US"/>
-        </w:rPr>
-      </w:pPr>
       <w:r>
         <w:t>Формулы</w:t>
       </w:r>
@@ -5252,7 +5225,7 @@
         <mc:AlternateContent>
           <mc:Choice Requires="wpg">
             <w:drawing>
-              <wp:inline distT="0" distB="0" distL="0" distR="0" wp14:anchorId="2D8976B7" wp14:editId="4B46D652">
+              <wp:inline distT="0" distB="0" distL="0" distR="0" wp14:anchorId="2D8976B7" wp14:editId="6ABA50C5">
                 <wp:extent cx="2111087" cy="1801812"/>
                 <wp:effectExtent l="0" t="0" r="0" b="0"/>
                 <wp:docPr id="168" name="Группа 168"/>
@@ -6770,7 +6743,7 @@
                         <wps:cNvCnPr/>
                         <wps:spPr>
                           <a:xfrm flipV="1">
-                            <a:off x="1447800" y="414337"/>
+                            <a:off x="1443039" y="425223"/>
                             <a:ext cx="75314" cy="96982"/>
                           </a:xfrm>
                           <a:prstGeom prst="straightConnector1">
@@ -7289,7 +7262,7 @@
           </mc:Choice>
           <mc:Fallback>
             <w:pict>
-              <v:group w14:anchorId="2D8976B7" id="Группа 168" o:spid="_x0000_s1100" style="width:166.25pt;height:141.85pt;mso-position-horizontal-relative:char;mso-position-vertical-relative:line" coordsize="21110,18018" o:gfxdata="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">
+              <v:group w14:anchorId="2D8976B7" id="Группа 168" o:spid="_x0000_s1100" style="width:166.25pt;height:141.85pt;mso-position-horizontal-relative:char;mso-position-vertical-relative:line" coordsize="21110,18018" o:gfxdata="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">
                 <v:shape id="Надпись 156" o:spid="_x0000_s1101" type="#_x0000_t202" style="position:absolute;top:13001;width:2006;height:2395;visibility:visible;mso-wrap-style:square;v-text-anchor:top" o:gfxdata="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" filled="f" stroked="f" strokeweight=".5pt">
                   <v:textbox>
                     <w:txbxContent>
@@ -7441,7 +7414,7 @@
                 <v:shape id="Прямая со стрелкой 138" o:spid="_x0000_s1141" type="#_x0000_t32" style="position:absolute;left:13430;top:1857;width:2248;height:0;flip:x;visibility:visible;mso-wrap-style:square" o:connectortype="straight" o:gfxdata="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" strokecolor="black [3213]" strokeweight=".5pt">
                   <v:stroke endarrow="classic" joinstyle="miter"/>
                 </v:shape>
-                <v:shape id="Прямая со стрелкой 152" o:spid="_x0000_s1142" type="#_x0000_t32" style="position:absolute;left:14478;top:4143;width:753;height:970;flip:y;visibility:visible;mso-wrap-style:square" o:connectortype="straight" o:gfxdata="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" strokecolor="black [3213]" strokeweight=".5pt">
+                <v:shape id="Прямая со стрелкой 152" o:spid="_x0000_s1142" type="#_x0000_t32" style="position:absolute;left:14430;top:4252;width:753;height:970;flip:y;visibility:visible;mso-wrap-style:square" o:connectortype="straight" o:gfxdata="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" strokecolor="black [3213]" strokeweight=".5pt">
                   <v:stroke endarrow="classic" joinstyle="miter"/>
                 </v:shape>
                 <v:shape id="Надпись 157" o:spid="_x0000_s1143" type="#_x0000_t202" style="position:absolute;left:2714;top:14954;width:2007;height:2076;visibility:visible;mso-wrap-style:square;v-text-anchor:top" o:gfxdata="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" filled="f" stroked="f" strokeweight=".5pt">
@@ -8308,15 +8281,7 @@
                 <w:sz w:val="24"/>
                 <w:szCs w:val="20"/>
               </w:rPr>
-              <w:t>Ø</w:t>
-            </w:r>
-            <w:r>
-              <w:rPr>
-                <w:rFonts w:cs="Times New Roman"/>
-                <w:sz w:val="24"/>
-                <w:szCs w:val="20"/>
-              </w:rPr>
-              <w:t>90</w:t>
+              <w:t>Ø90</w:t>
             </w:r>
             <w:r>
               <w:rPr>
@@ -9114,6 +9079,36 @@
                 <w:szCs w:val="20"/>
               </w:rPr>
             </w:pPr>
+            <m:oMathPara>
+              <m:oMath>
+                <m:sSub>
+                  <m:sSubPr>
+                    <m:ctrlPr>
+                      <w:rPr>
+                        <w:rFonts w:ascii="Cambria Math" w:hAnsi="Cambria Math"/>
+                        <w:i/>
+                      </w:rPr>
+                    </m:ctrlPr>
+                  </m:sSubPr>
+                  <m:e>
+                    <m:r>
+                      <w:rPr>
+                        <w:rFonts w:ascii="Cambria Math" w:hAnsi="Cambria Math"/>
+                      </w:rPr>
+                      <m:t>P</m:t>
+                    </m:r>
+                  </m:e>
+                  <m:sub>
+                    <m:r>
+                      <w:rPr>
+                        <w:rFonts w:ascii="Cambria Math" w:hAnsi="Cambria Math"/>
+                      </w:rPr>
+                      <m:t>ном</m:t>
+                    </m:r>
+                  </m:sub>
+                </m:sSub>
+              </m:oMath>
+            </m:oMathPara>
           </w:p>
         </w:tc>
         <w:tc>
@@ -9131,6 +9126,13 @@
                 <w:szCs w:val="20"/>
               </w:rPr>
             </w:pPr>
+            <w:r>
+              <w:rPr>
+                <w:sz w:val="24"/>
+                <w:szCs w:val="20"/>
+              </w:rPr>
+              <w:t>кВт</w:t>
+            </w:r>
           </w:p>
         </w:tc>
         <w:tc>
@@ -9199,6 +9201,36 @@
                 <w:szCs w:val="20"/>
               </w:rPr>
             </w:pPr>
+            <m:oMathPara>
+              <m:oMath>
+                <m:sSub>
+                  <m:sSubPr>
+                    <m:ctrlPr>
+                      <w:rPr>
+                        <w:rFonts w:ascii="Cambria Math" w:hAnsi="Cambria Math"/>
+                        <w:i/>
+                      </w:rPr>
+                    </m:ctrlPr>
+                  </m:sSubPr>
+                  <m:e>
+                    <m:r>
+                      <w:rPr>
+                        <w:rFonts w:ascii="Cambria Math" w:hAnsi="Cambria Math"/>
+                      </w:rPr>
+                      <m:t>U</m:t>
+                    </m:r>
+                  </m:e>
+                  <m:sub>
+                    <m:r>
+                      <w:rPr>
+                        <w:rFonts w:ascii="Cambria Math" w:hAnsi="Cambria Math"/>
+                      </w:rPr>
+                      <m:t>ном</m:t>
+                    </m:r>
+                  </m:sub>
+                </m:sSub>
+              </m:oMath>
+            </m:oMathPara>
           </w:p>
         </w:tc>
         <w:tc>
@@ -9216,6 +9248,13 @@
                 <w:szCs w:val="20"/>
               </w:rPr>
             </w:pPr>
+            <w:r>
+              <w:rPr>
+                <w:sz w:val="24"/>
+                <w:szCs w:val="20"/>
+              </w:rPr>
+              <w:t>В</w:t>
+            </w:r>
           </w:p>
         </w:tc>
         <w:tc>
@@ -9284,6 +9323,36 @@
                 <w:szCs w:val="20"/>
               </w:rPr>
             </w:pPr>
+            <m:oMathPara>
+              <m:oMath>
+                <m:sSub>
+                  <m:sSubPr>
+                    <m:ctrlPr>
+                      <w:rPr>
+                        <w:rFonts w:ascii="Cambria Math" w:hAnsi="Cambria Math"/>
+                        <w:i/>
+                      </w:rPr>
+                    </m:ctrlPr>
+                  </m:sSubPr>
+                  <m:e>
+                    <m:r>
+                      <w:rPr>
+                        <w:rFonts w:ascii="Cambria Math" w:hAnsi="Cambria Math"/>
+                      </w:rPr>
+                      <m:t>n</m:t>
+                    </m:r>
+                  </m:e>
+                  <m:sub>
+                    <m:r>
+                      <w:rPr>
+                        <w:rFonts w:ascii="Cambria Math" w:hAnsi="Cambria Math"/>
+                      </w:rPr>
+                      <m:t>ном</m:t>
+                    </m:r>
+                  </m:sub>
+                </m:sSub>
+              </m:oMath>
+            </m:oMathPara>
           </w:p>
         </w:tc>
         <w:tc>
@@ -9301,6 +9370,41 @@
                 <w:szCs w:val="20"/>
               </w:rPr>
             </w:pPr>
+            <m:oMathPara>
+              <m:oMath>
+                <m:sSup>
+                  <m:sSupPr>
+                    <m:ctrlPr>
+                      <w:rPr>
+                        <w:rFonts w:ascii="Cambria Math" w:hAnsi="Cambria Math"/>
+                        <w:sz w:val="24"/>
+                        <w:szCs w:val="20"/>
+                      </w:rPr>
+                    </m:ctrlPr>
+                  </m:sSupPr>
+                  <m:e>
+                    <m:r>
+                      <w:rPr>
+                        <w:rFonts w:ascii="Cambria Math" w:hAnsi="Cambria Math"/>
+                        <w:sz w:val="24"/>
+                        <w:szCs w:val="20"/>
+                      </w:rPr>
+                      <m:t>мин</m:t>
+                    </m:r>
+                  </m:e>
+                  <m:sup>
+                    <m:r>
+                      <w:rPr>
+                        <w:rFonts w:ascii="Cambria Math" w:hAnsi="Cambria Math"/>
+                        <w:sz w:val="24"/>
+                        <w:szCs w:val="20"/>
+                      </w:rPr>
+                      <m:t>-1</m:t>
+                    </m:r>
+                  </m:sup>
+                </m:sSup>
+              </m:oMath>
+            </m:oMathPara>
           </w:p>
         </w:tc>
         <w:tc>
@@ -9369,6 +9473,14 @@
                 <w:szCs w:val="20"/>
               </w:rPr>
             </w:pPr>
+            <w:r>
+              <w:rPr>
+                <w:rFonts w:cs="Times New Roman"/>
+                <w:sz w:val="24"/>
+                <w:szCs w:val="20"/>
+              </w:rPr>
+              <w:t>ŋ</w:t>
+            </w:r>
           </w:p>
         </w:tc>
         <w:tc>
@@ -9386,6 +9498,13 @@
                 <w:szCs w:val="20"/>
               </w:rPr>
             </w:pPr>
+            <w:r>
+              <w:rPr>
+                <w:sz w:val="24"/>
+                <w:szCs w:val="20"/>
+              </w:rPr>
+              <w:t>%</w:t>
+            </w:r>
           </w:p>
         </w:tc>
         <w:tc>
@@ -9477,6 +9596,36 @@
                 <w:szCs w:val="20"/>
               </w:rPr>
             </w:pPr>
+            <m:oMathPara>
+              <m:oMath>
+                <m:sSub>
+                  <m:sSubPr>
+                    <m:ctrlPr>
+                      <w:rPr>
+                        <w:rFonts w:ascii="Cambria Math" w:hAnsi="Cambria Math"/>
+                        <w:i/>
+                      </w:rPr>
+                    </m:ctrlPr>
+                  </m:sSubPr>
+                  <m:e>
+                    <m:r>
+                      <w:rPr>
+                        <w:rFonts w:ascii="Cambria Math" w:hAnsi="Cambria Math"/>
+                      </w:rPr>
+                      <m:t>R</m:t>
+                    </m:r>
+                  </m:e>
+                  <m:sub>
+                    <m:r>
+                      <w:rPr>
+                        <w:rFonts w:ascii="Cambria Math" w:hAnsi="Cambria Math"/>
+                      </w:rPr>
+                      <m:t>я</m:t>
+                    </m:r>
+                  </m:sub>
+                </m:sSub>
+              </m:oMath>
+            </m:oMathPara>
           </w:p>
         </w:tc>
         <w:tc>
@@ -9494,6 +9643,13 @@
                 <w:szCs w:val="20"/>
               </w:rPr>
             </w:pPr>
+            <w:r>
+              <w:rPr>
+                <w:sz w:val="24"/>
+                <w:szCs w:val="20"/>
+              </w:rPr>
+              <w:t>Ом</w:t>
+            </w:r>
           </w:p>
         </w:tc>
         <w:tc>
@@ -9593,6 +9749,36 @@
                 <w:szCs w:val="20"/>
               </w:rPr>
             </w:pPr>
+            <m:oMathPara>
+              <m:oMath>
+                <m:sSub>
+                  <m:sSubPr>
+                    <m:ctrlPr>
+                      <w:rPr>
+                        <w:rFonts w:ascii="Cambria Math" w:hAnsi="Cambria Math"/>
+                        <w:i/>
+                      </w:rPr>
+                    </m:ctrlPr>
+                  </m:sSubPr>
+                  <m:e>
+                    <m:r>
+                      <w:rPr>
+                        <w:rFonts w:ascii="Cambria Math" w:hAnsi="Cambria Math"/>
+                      </w:rPr>
+                      <m:t>L</m:t>
+                    </m:r>
+                  </m:e>
+                  <m:sub>
+                    <m:r>
+                      <w:rPr>
+                        <w:rFonts w:ascii="Cambria Math" w:hAnsi="Cambria Math"/>
+                      </w:rPr>
+                      <m:t>я</m:t>
+                    </m:r>
+                  </m:sub>
+                </m:sSub>
+              </m:oMath>
+            </m:oMathPara>
           </w:p>
         </w:tc>
         <w:tc>
@@ -9613,6 +9799,15 @@
                 <w:szCs w:val="20"/>
               </w:rPr>
             </w:pPr>
+            <w:proofErr w:type="spellStart"/>
+            <w:r>
+              <w:rPr>
+                <w:sz w:val="24"/>
+                <w:szCs w:val="20"/>
+              </w:rPr>
+              <w:t>мГн</w:t>
+            </w:r>
+            <w:proofErr w:type="spellEnd"/>
           </w:p>
         </w:tc>
         <w:tc>
@@ -9695,8 +9890,17 @@
               <w:rPr>
                 <w:sz w:val="24"/>
                 <w:szCs w:val="20"/>
+                <w:lang w:val="en-US"/>
               </w:rPr>
             </w:pPr>
+            <w:r>
+              <w:rPr>
+                <w:sz w:val="24"/>
+                <w:szCs w:val="20"/>
+                <w:lang w:val="en-US"/>
+              </w:rPr>
+              <w:t>J</w:t>
+            </w:r>
           </w:p>
         </w:tc>
         <w:tc>
@@ -9717,6 +9921,54 @@
                 <w:szCs w:val="20"/>
               </w:rPr>
             </w:pPr>
+            <w:r>
+              <w:rPr>
+                <w:sz w:val="24"/>
+                <w:szCs w:val="20"/>
+              </w:rPr>
+              <w:t>кг</w:t>
+            </w:r>
+            <w:r>
+              <w:rPr>
+                <w:rFonts w:cs="Times New Roman"/>
+                <w:sz w:val="24"/>
+                <w:szCs w:val="20"/>
+              </w:rPr>
+              <w:t>∙</w:t>
+            </w:r>
+            <m:oMath>
+              <m:sSup>
+                <m:sSupPr>
+                  <m:ctrlPr>
+                    <w:rPr>
+                      <w:rFonts w:ascii="Cambria Math" w:hAnsi="Cambria Math" w:cs="Times New Roman"/>
+                      <w:sz w:val="24"/>
+                      <w:szCs w:val="20"/>
+                    </w:rPr>
+                  </m:ctrlPr>
+                </m:sSupPr>
+                <m:e>
+                  <m:r>
+                    <w:rPr>
+                      <w:rFonts w:ascii="Cambria Math" w:hAnsi="Cambria Math" w:cs="Times New Roman"/>
+                      <w:sz w:val="24"/>
+                      <w:szCs w:val="20"/>
+                    </w:rPr>
+                    <m:t>м</m:t>
+                  </m:r>
+                </m:e>
+                <m:sup>
+                  <m:r>
+                    <w:rPr>
+                      <w:rFonts w:ascii="Cambria Math" w:hAnsi="Cambria Math" w:cs="Times New Roman"/>
+                      <w:sz w:val="24"/>
+                      <w:szCs w:val="20"/>
+                    </w:rPr>
+                    <m:t>2</m:t>
+                  </m:r>
+                </m:sup>
+              </m:sSup>
+            </m:oMath>
           </w:p>
         </w:tc>
         <w:tc>
@@ -9752,13 +10004,8 @@
     </w:tbl>
     <w:p>
       <w:pPr>
-        <w:rPr>
-          <w:sz w:val="20"/>
-          <w:szCs w:val="16"/>
-        </w:rPr>
+        <w:spacing w:before="100"/>
       </w:pPr>
-    </w:p>
-    <w:p>
       <w:r>
         <w:t>Если в конце страницы таблица прерывается и её продолжение будет на следующей стра</w:t>
       </w:r>
@@ -9777,6 +10024,7 @@
     </w:p>
     <w:p>
       <w:pPr>
+        <w:spacing w:after="100"/>
         <w:rPr>
           <w:lang w:val="en-US"/>
         </w:rPr>
@@ -9919,7 +10167,40 @@
               <w:spacing w:line="240" w:lineRule="auto"/>
               <w:ind w:firstLine="0"/>
               <w:jc w:val="center"/>
+              <w:rPr>
+                <w:i/>
+              </w:rPr>
             </w:pPr>
+            <m:oMathPara>
+              <m:oMath>
+                <m:sSub>
+                  <m:sSubPr>
+                    <m:ctrlPr>
+                      <w:rPr>
+                        <w:rFonts w:ascii="Cambria Math" w:hAnsi="Cambria Math"/>
+                        <w:i/>
+                      </w:rPr>
+                    </m:ctrlPr>
+                  </m:sSubPr>
+                  <m:e>
+                    <m:r>
+                      <w:rPr>
+                        <w:rFonts w:ascii="Cambria Math" w:hAnsi="Cambria Math"/>
+                      </w:rPr>
+                      <m:t>K</m:t>
+                    </m:r>
+                  </m:e>
+                  <m:sub>
+                    <m:r>
+                      <w:rPr>
+                        <w:rFonts w:ascii="Cambria Math" w:hAnsi="Cambria Math"/>
+                      </w:rPr>
+                      <m:t>mn</m:t>
+                    </m:r>
+                  </m:sub>
+                </m:sSub>
+              </m:oMath>
+            </m:oMathPara>
           </w:p>
         </w:tc>
         <w:tc>
@@ -9981,6 +10262,36 @@
               <w:ind w:firstLine="0"/>
               <w:jc w:val="center"/>
             </w:pPr>
+            <m:oMathPara>
+              <m:oMath>
+                <m:sSub>
+                  <m:sSubPr>
+                    <m:ctrlPr>
+                      <w:rPr>
+                        <w:rFonts w:ascii="Cambria Math" w:hAnsi="Cambria Math"/>
+                        <w:i/>
+                      </w:rPr>
+                    </m:ctrlPr>
+                  </m:sSubPr>
+                  <m:e>
+                    <m:r>
+                      <w:rPr>
+                        <w:rFonts w:ascii="Cambria Math" w:hAnsi="Cambria Math"/>
+                      </w:rPr>
+                      <m:t>T</m:t>
+                    </m:r>
+                  </m:e>
+                  <m:sub>
+                    <m:r>
+                      <w:rPr>
+                        <w:rFonts w:ascii="Cambria Math" w:hAnsi="Cambria Math"/>
+                      </w:rPr>
+                      <m:t>mn</m:t>
+                    </m:r>
+                  </m:sub>
+                </m:sSub>
+              </m:oMath>
+            </m:oMathPara>
           </w:p>
         </w:tc>
         <w:tc>
@@ -10087,6 +10398,42 @@
               <w:ind w:firstLine="0"/>
               <w:jc w:val="center"/>
             </w:pPr>
+            <m:oMathPara>
+              <m:oMath>
+                <m:sSub>
+                  <m:sSubPr>
+                    <m:ctrlPr>
+                      <w:rPr>
+                        <w:rFonts w:ascii="Cambria Math" w:hAnsi="Cambria Math"/>
+                        <w:i/>
+                      </w:rPr>
+                    </m:ctrlPr>
+                  </m:sSubPr>
+                  <m:e>
+                    <m:r>
+                      <w:rPr>
+                        <w:rFonts w:ascii="Cambria Math" w:hAnsi="Cambria Math"/>
+                      </w:rPr>
+                      <m:t>K</m:t>
+                    </m:r>
+                  </m:e>
+                  <m:sub>
+                    <m:r>
+                      <w:rPr>
+                        <w:rFonts w:ascii="Cambria Math" w:hAnsi="Cambria Math"/>
+                      </w:rPr>
+                      <m:t>m</m:t>
+                    </m:r>
+                    <m:r>
+                      <w:rPr>
+                        <w:rFonts w:ascii="Cambria Math" w:hAnsi="Cambria Math"/>
+                      </w:rPr>
+                      <m:t>r</m:t>
+                    </m:r>
+                  </m:sub>
+                </m:sSub>
+              </m:oMath>
+            </m:oMathPara>
           </w:p>
         </w:tc>
         <w:tc>
@@ -10100,6 +10447,42 @@
               <w:ind w:firstLine="0"/>
               <w:jc w:val="center"/>
             </w:pPr>
+            <m:oMathPara>
+              <m:oMath>
+                <m:f>
+                  <m:fPr>
+                    <m:ctrlPr>
+                      <w:rPr>
+                        <w:rFonts w:ascii="Cambria Math" w:hAnsi="Cambria Math"/>
+                      </w:rPr>
+                    </m:ctrlPr>
+                  </m:fPr>
+                  <m:num>
+                    <m:r>
+                      <w:rPr>
+                        <w:rFonts w:ascii="Cambria Math" w:hAnsi="Cambria Math"/>
+                      </w:rPr>
+                      <m:t>B</m:t>
+                    </m:r>
+                  </m:num>
+                  <m:den>
+                    <m:r>
+                      <w:rPr>
+                        <w:rFonts w:ascii="Cambria Math" w:hAnsi="Cambria Math"/>
+                      </w:rPr>
+                      <m:t>об</m:t>
+                    </m:r>
+                    <m:r>
+                      <w:rPr>
+                        <w:rFonts w:ascii="Cambria Math" w:hAnsi="Cambria Math"/>
+                        <w:lang w:val="en-US"/>
+                      </w:rPr>
+                      <m:t xml:space="preserve">/мин </m:t>
+                    </m:r>
+                  </m:den>
+                </m:f>
+              </m:oMath>
+            </m:oMathPara>
           </w:p>
         </w:tc>
         <w:tc>
@@ -10145,6 +10528,12 @@
               <w:ind w:firstLine="0"/>
               <w:jc w:val="center"/>
             </w:pPr>
+            <w:r>
+              <w:rPr>
+                <w:rFonts w:cs="Times New Roman"/>
+              </w:rPr>
+              <w:t>Ꟙ</w:t>
+            </w:r>
           </w:p>
         </w:tc>
         <w:tc>
@@ -10157,7 +10546,16 @@
               <w:spacing w:line="240" w:lineRule="auto"/>
               <w:ind w:firstLine="0"/>
               <w:jc w:val="center"/>
+              <w:rPr>
+                <w:lang w:val="en-US"/>
+              </w:rPr>
             </w:pPr>
+            <w:r>
+              <w:rPr>
+                <w:lang w:val="en-US"/>
+              </w:rPr>
+              <w:t>%</w:t>
+            </w:r>
           </w:p>
         </w:tc>
         <w:tc>
@@ -10224,6 +10622,13 @@
                 <w:lang w:val="en-US"/>
               </w:rPr>
             </w:pPr>
+            <w:r>
+              <w:rPr>
+                <w:rFonts w:cs="Times New Roman"/>
+                <w:lang w:val="en-US"/>
+              </w:rPr>
+              <w:t>µ</w:t>
+            </w:r>
           </w:p>
         </w:tc>
         <w:tc>
